--- a/livrables/lecons/placement-financier/2026-06-27_lecon-placement-financier_03_classes-actifs-comportement.docx
+++ b/livrables/lecons/placement-financier/2026-06-27_lecon-placement-financier_03_classes-actifs-comportement.docx
@@ -3110,6 +3110,17 @@
           <w:szCs w:val="22"/>
         </w:rPr>
         <w:t xml:space="preserve">Tu apprendras à calculer l'effet du temps sur la valorisation d'un capital (règle des 72, formule des intérêts composés), à mesurer l'érosion monétaire liée à l'inflation, et à distinguer le rendement nominal du rendement réel. La L4 donnera du sens aux chiffres de rendement abordés dans cette leçon.</w:t>
+      </w:r>
+      <w:r>
+        <w:rPr>
+          <w:rFonts w:ascii="Times New Roman" w:cs="Times New Roman" w:eastAsia="Times New Roman" w:hAnsi="Times New Roman"/>
+          <w:i/>
+          <w:iCs/>
+          <w:color w:val="6B7280"/>
+          <w:sz w:val="20"/>
+          <w:szCs w:val="20"/>
+        </w:rPr>
+        <w:t xml:space="preserve"> Thèmes annoncés : intérêts composés, règle des 72, inflation, érosion monétaire, rendement nominal, rendement réel. [Ajouté le 26/09/2026 : cette ligne nomme, dans les termes de cette section même, ce que la leçon suivante devra traiter ou déclarer non traité. Elle est la condition du contrôle de continuité ajouté ce jour au prompt : sans elle, la leçon suivante ne peut pas être contrôlée sur ce qu'on lui a promis — c'est ce qui est arrivé entre la n°15 et la n°16.]</w:t>
       </w:r>
     </w:p>
     <w:p>

--- a/livrables/lecons/placement-financier/2026-06-27_lecon-placement-financier_03_classes-actifs-comportement.docx
+++ b/livrables/lecons/placement-financier/2026-06-27_lecon-placement-financier_03_classes-actifs-comportement.docx
@@ -658,7 +658,18 @@
           <w:sz w:val="22"/>
           <w:szCs w:val="22"/>
         </w:rPr>
-        <w:t xml:space="preserve">Selon La Finance pour Tous : « Les obligations constituent un investissement de moyen et long terme. » Elles sont adaptées aux investisseurs cherchant un revenu régulier avec un risque limité si elles sont détenues jusqu'à l'échéance.</w:t>
+        <w:t xml:space="preserve">La Finance pour Tous écrit, à la page intitulée Les obligations : est-ce un produit pour moi ? — « Les obligations sont un placement peu risqué si vous le gardez jusqu'à maturité c'est-à-dire jusqu'au remboursement du capital par l'emprunteur » et « Elles sont généralement recommandées aux personnes qui recherchent des revenus réguliers et sûrs, avec un horizon de cinq ans et plus. »</w:t>
+      </w:r>
+      <w:r>
+        <w:rPr>
+          <w:rFonts w:ascii="Times New Roman" w:cs="Times New Roman" w:eastAsia="Times New Roman" w:hAnsi="Times New Roman"/>
+          <w:i/>
+          <w:iCs/>
+          <w:color w:val="6B7280"/>
+          <w:sz w:val="20"/>
+          <w:szCs w:val="20"/>
+        </w:rPr>
+        <w:t xml:space="preserve"> [Corrigé le 26/09/2026 : la leçon écrivait : Selon La Finance pour Tous : Les obligations constituent un investissement de moyen et long terme (formulation d'origine) Les deux pages obligations listées ont été rouvertes le 26/09/2026 : les expressions moyen et long terme et revenu régulier y comptent ZÉRO occurrence chacun. La phrase était une reformulation sous guillemets. Ce que la page dit vraiment est plus précis — « un horizon de cinq ans et plus » au lieu d'un moyen et long terme, et « des revenus réguliers ET SÛRS » — et les deux citations ci-dessus en sont tirées mot pour mot. La suite de la phrase, sur le risque limité en cas de détention jusqu'à l'échéance, est confirmée par la première.]</w:t>
       </w:r>
     </w:p>
     <w:p>
@@ -3143,6 +3154,47 @@
           <w:szCs w:val="16"/>
         </w:rPr>
         <w:t xml:space="preserve">Parcours Placement financier — Leçon 3/16 — Usage personnel uniquement — Ne constitue pas un conseil en investissement</w:t>
+      </w:r>
+    </w:p>
+    <w:p>
+      <w:pPr>
+        <w:spacing w:after="120" w:before="360" w:line="276"/>
+      </w:pPr>
+      <w:r>
+        <w:rPr>
+          <w:rFonts w:ascii="Times New Roman" w:cs="Times New Roman" w:eastAsia="Times New Roman" w:hAnsi="Times New Roman"/>
+          <w:b/>
+          <w:bCs/>
+          <w:color w:val="1F2937"/>
+          <w:sz w:val="22"/>
+          <w:szCs w:val="22"/>
+        </w:rPr>
+        <w:t xml:space="preserve">📝 Journal des corrections — 25 septembre 2026</w:t>
+      </w:r>
+    </w:p>
+    <w:p>
+      <w:pPr>
+        <w:spacing w:after="60" w:before="60" w:line="276"/>
+      </w:pPr>
+      <w:r>
+        <w:rPr>
+          <w:rFonts w:ascii="Times New Roman" w:cs="Times New Roman" w:eastAsia="Times New Roman" w:hAnsi="Times New Roman"/>
+          <w:b/>
+          <w:bCs/>
+          <w:color w:val="1F2937"/>
+          <w:sz w:val="22"/>
+          <w:szCs w:val="22"/>
+        </w:rPr>
+        <w:t xml:space="preserve">Une reformulation sous guillemets, et la page disait plus précis.</w:t>
+      </w:r>
+      <w:r>
+        <w:rPr>
+          <w:rFonts w:ascii="Times New Roman" w:cs="Times New Roman" w:eastAsia="Times New Roman" w:hAnsi="Times New Roman"/>
+          <w:color w:val="1F2937"/>
+          <w:sz w:val="22"/>
+          <w:szCs w:val="22"/>
+        </w:rPr>
+        <w:t xml:space="preserve"> La phrase « Les obligations constituent un investissement de moyen et long terme » (formulation d'origine, retirée) était prêtée à La Finance pour Tous : les deux pages obligations listées, rouvertes le 26/09/2026, ne contiennent ni l'expression moyen et long terme ni l'expression revenu régulier. Remplacée par deux phrases réellement présentes, qui disent plus précisément la même chose : « un horizon de cinq ans et plus », et « des revenus réguliers et sûrs ».</w:t>
       </w:r>
     </w:p>
     <w:sectPr>
